--- a/docs/LANDIS-II Dynamic Fuel System v4 User Guide.docx
+++ b/docs/LANDIS-II Dynamic Fuel System v4 User Guide.docx
@@ -104,7 +104,7 @@
         <w:rPr>
           <w:noProof/>
         </w:rPr>
-        <w:t>April 13, 2026</w:t>
+        <w:t>May 4, 2026</w:t>
       </w:r>
       <w:r>
         <w:rPr>
@@ -3025,25 +3025,7 @@
           <w:sz w:val="24"/>
           <w:szCs w:val="24"/>
         </w:rPr>
-        <w:t xml:space="preserve">(‘fuel extension’ henceforth) allows up to 100 different fuel types, limited to the following base fuel types:  Conifer, </w:t>
-      </w:r>
-      <w:proofErr w:type="spellStart"/>
-      <w:r>
-        <w:rPr>
-          <w:rFonts w:ascii="Times New Roman" w:hAnsi="Times New Roman"/>
-          <w:sz w:val="24"/>
-          <w:szCs w:val="24"/>
-        </w:rPr>
-        <w:t>ConiferPlantation</w:t>
-      </w:r>
-      <w:proofErr w:type="spellEnd"/>
-      <w:r>
-        <w:rPr>
-          <w:rFonts w:ascii="Times New Roman" w:hAnsi="Times New Roman"/>
-          <w:sz w:val="24"/>
-          <w:szCs w:val="24"/>
-        </w:rPr>
-        <w:t xml:space="preserve">, Deciduous, Slash, and Open.  The rules defined below determine which fuel type each site is assigned.  These types – each given a numeric index </w:t>
+        <w:t xml:space="preserve">(‘fuel extension’ henceforth) allows up to 100 different fuel types, limited to the following base fuel types:  Conifer, ConiferPlantation, Deciduous, Slash, and Open.  The rules defined below determine which fuel type each site is assigned.  These types – each given a numeric index </w:t>
       </w:r>
       <w:r>
         <w:rPr>
@@ -3159,7 +3141,7 @@
           <v:shape id="_x0000_i1025" type="#_x0000_t75" style="width:222pt;height:23.4pt" o:ole="">
             <v:imagedata r:id="rId9" o:title=""/>
           </v:shape>
-          <o:OLEObject Type="Embed" ProgID="Equation.3" ShapeID="_x0000_i1025" DrawAspect="Content" ObjectID="_1837591607" r:id="rId10"/>
+          <o:OLEObject Type="Embed" ProgID="Equation.3" ShapeID="_x0000_i1025" DrawAspect="Content" ObjectID="_1839394643" r:id="rId10"/>
         </w:object>
       </w:r>
     </w:p>
@@ -3203,14 +3185,12 @@
       <w:r>
         <w:t xml:space="preserve">; and </w:t>
       </w:r>
-      <w:proofErr w:type="spellStart"/>
       <w:r>
         <w:rPr>
           <w:i/>
         </w:rPr>
         <w:t>SppCoefficient</w:t>
       </w:r>
-      <w:proofErr w:type="spellEnd"/>
       <w:r>
         <w:t xml:space="preserve"> is a user specified weight (0 – 1.0) that can be assigned to each species (default = 0).  </w:t>
       </w:r>
@@ -3258,25 +3238,7 @@
           <w:sz w:val="24"/>
           <w:szCs w:val="24"/>
         </w:rPr>
-        <w:t xml:space="preserve">coefficient provides flexibility in determining the influence of a particular species on fire spread rates for </w:t>
-      </w:r>
-      <w:proofErr w:type="spellStart"/>
-      <w:r>
-        <w:rPr>
-          <w:rFonts w:ascii="Times New Roman" w:hAnsi="Times New Roman"/>
-          <w:sz w:val="24"/>
-          <w:szCs w:val="24"/>
-        </w:rPr>
-        <w:t>mixedwood</w:t>
-      </w:r>
-      <w:proofErr w:type="spellEnd"/>
-      <w:r>
-        <w:rPr>
-          <w:rFonts w:ascii="Times New Roman" w:hAnsi="Times New Roman"/>
-          <w:sz w:val="24"/>
-          <w:szCs w:val="24"/>
-        </w:rPr>
-        <w:t xml:space="preserve"> fuel types, and is a user input value (0.0 ≤ FC ≤ 1.0).  </w:t>
+        <w:t xml:space="preserve">coefficient provides flexibility in determining the influence of a particular species on fire spread rates for mixedwood fuel types, and is a user input value (0.0 ≤ FC ≤ 1.0).  </w:t>
       </w:r>
       <w:r>
         <w:rPr>
@@ -3308,27 +3270,8 @@
           <w:sz w:val="24"/>
           <w:szCs w:val="24"/>
         </w:rPr>
-        <w:t xml:space="preserve"> are generally recommended at or near 1.0 (the default value) for all species.  For instance, a fuel coefficient value of 0.95 for a particular conifer species in a </w:t>
-      </w:r>
-      <w:proofErr w:type="spellStart"/>
-      <w:r>
-        <w:rPr>
-          <w:rFonts w:ascii="Times New Roman" w:hAnsi="Times New Roman"/>
-          <w:sz w:val="24"/>
-          <w:szCs w:val="24"/>
-        </w:rPr>
-        <w:t>mixedwood</w:t>
-      </w:r>
-      <w:proofErr w:type="spellEnd"/>
-      <w:r>
-        <w:rPr>
-          <w:rFonts w:ascii="Times New Roman" w:hAnsi="Times New Roman"/>
-          <w:sz w:val="24"/>
-          <w:szCs w:val="24"/>
-        </w:rPr>
-        <w:t xml:space="preserve"> type can substantially reduce the relative conifer dominance for a site, in effect, giving more influence to the deciduous component on fire spread rates. If a deciduous species is assigned a </w:t>
-      </w:r>
-      <w:proofErr w:type="spellStart"/>
+        <w:t xml:space="preserve"> are generally recommended at or near 1.0 (the default value) for all species.  For instance, a fuel coefficient value of 0.95 for a particular conifer species in a mixedwood type can substantially reduce the relative conifer dominance for a site, in effect, giving more influence to the deciduous component on fire spread rates. If a deciduous species is assigned a </w:t>
+      </w:r>
       <w:r>
         <w:rPr>
           <w:rFonts w:ascii="Times New Roman" w:hAnsi="Times New Roman"/>
@@ -3338,7 +3281,6 @@
         </w:rPr>
         <w:t>SppCoefficient</w:t>
       </w:r>
-      <w:proofErr w:type="spellEnd"/>
       <w:r>
         <w:rPr>
           <w:rFonts w:ascii="Times New Roman" w:hAnsi="Times New Roman"/>
@@ -3352,8 +3294,8 @@
       <w:pPr>
         <w:pStyle w:val="Heading2"/>
       </w:pPr>
-      <w:bookmarkStart w:id="7" w:name="_Toc102232956"/>
-      <w:bookmarkStart w:id="8" w:name="_Toc226978816"/>
+      <w:bookmarkStart w:id="7" w:name="_Toc226978816"/>
+      <w:bookmarkStart w:id="8" w:name="_Toc102232956"/>
       <w:r>
         <w:t xml:space="preserve">Conifer </w:t>
       </w:r>
@@ -3363,9 +3305,9 @@
       <w:r>
         <w:t>Dominance</w:t>
       </w:r>
-      <w:bookmarkEnd w:id="8"/>
-    </w:p>
-    <w:bookmarkEnd w:id="7"/>
+      <w:bookmarkEnd w:id="7"/>
+    </w:p>
+    <w:bookmarkEnd w:id="8"/>
     <w:p>
       <w:pPr>
         <w:pStyle w:val="PlainText"/>
@@ -3473,25 +3415,7 @@
           <w:sz w:val="24"/>
           <w:szCs w:val="24"/>
         </w:rPr>
-        <w:t xml:space="preserve">base types (Conifer and </w:t>
-      </w:r>
-      <w:proofErr w:type="spellStart"/>
-      <w:r>
-        <w:rPr>
-          <w:rFonts w:ascii="Times New Roman" w:hAnsi="Times New Roman"/>
-          <w:sz w:val="24"/>
-          <w:szCs w:val="24"/>
-        </w:rPr>
-        <w:t>ConiferPlantation</w:t>
-      </w:r>
-      <w:proofErr w:type="spellEnd"/>
-      <w:r>
-        <w:rPr>
-          <w:rFonts w:ascii="Times New Roman" w:hAnsi="Times New Roman"/>
-          <w:sz w:val="24"/>
-          <w:szCs w:val="24"/>
-        </w:rPr>
-        <w:t xml:space="preserve">).  Deciduous dominance is the sum of dominance values for the Deciduous base type.  To determine their respective types, each is </w:t>
+        <w:t xml:space="preserve">base types (Conifer and ConiferPlantation).  Deciduous dominance is the sum of dominance values for the Deciduous base type.  To determine their respective types, each is </w:t>
       </w:r>
       <w:r>
         <w:rPr>
@@ -3554,25 +3478,7 @@
           <w:szCs w:val="24"/>
         </w:rPr>
         <w:lastRenderedPageBreak/>
-        <w:t xml:space="preserve">An optional, maximum percent hardwood (PH) “cut-off” value can be defined by the user that will determine whether sites containing both deciduous and coniferous species are placed into either coniferous or </w:t>
-      </w:r>
-      <w:proofErr w:type="spellStart"/>
-      <w:r>
-        <w:rPr>
-          <w:rFonts w:ascii="Times New Roman" w:hAnsi="Times New Roman"/>
-          <w:sz w:val="24"/>
-          <w:szCs w:val="24"/>
-        </w:rPr>
-        <w:t>mixedwood</w:t>
-      </w:r>
-      <w:proofErr w:type="spellEnd"/>
-      <w:r>
-        <w:rPr>
-          <w:rFonts w:ascii="Times New Roman" w:hAnsi="Times New Roman"/>
-          <w:sz w:val="24"/>
-          <w:szCs w:val="24"/>
-        </w:rPr>
-        <w:t xml:space="preserve"> fuel groups. The default maximum PH value for placement of a site into the coniferous fuel group category is 0% (i.e., CD = 1.0).  Under this default setting, active sites that contain both deciduous and coniferous species (i.e., PH &gt; 0%; CD &lt; 1.0) are categorized as a mixed</w:t>
+        <w:t>An optional, maximum percent hardwood (PH) “cut-off” value can be defined by the user that will determine whether sites containing both deciduous and coniferous species are placed into either coniferous or mixedwood fuel groups. The default maximum PH value for placement of a site into the coniferous fuel group category is 0% (i.e., CD = 1.0).  Under this default setting, active sites that contain both deciduous and coniferous species (i.e., PH &gt; 0%; CD &lt; 1.0) are categorized as a mixed</w:t>
       </w:r>
       <w:r>
         <w:rPr>
@@ -4506,8 +4412,8 @@
         </w:rPr>
         <w:t xml:space="preserve"> Research Station (Rhinelander, </w:t>
       </w:r>
-      <w:smartTag w:uri="urn:schemas-microsoft-com:office:smarttags" w:element="place">
-        <w:smartTag w:uri="urn:schemas-microsoft-com:office:smarttags" w:element="State">
+      <w:smartTag w:uri="urn:schemas-microsoft-com:office:smarttags" w:element="State">
+        <w:smartTag w:uri="urn:schemas-microsoft-com:office:smarttags" w:element="place">
           <w:r>
             <w:rPr>
               <w:rFonts w:ascii="Times New Roman" w:hAnsi="Times New Roman"/>
@@ -4576,7 +4482,6 @@
       <w:bookmarkStart w:id="22" w:name="_Toc133386213"/>
       <w:bookmarkStart w:id="23" w:name="_Toc133907148"/>
       <w:bookmarkStart w:id="24" w:name="_Toc226978826"/>
-      <w:proofErr w:type="spellStart"/>
       <w:r>
         <w:t>LandisData</w:t>
       </w:r>
@@ -4584,7 +4489,6 @@
       <w:bookmarkEnd w:id="22"/>
       <w:bookmarkEnd w:id="23"/>
       <w:bookmarkEnd w:id="24"/>
-      <w:proofErr w:type="spellEnd"/>
     </w:p>
     <w:p>
       <w:pPr>
@@ -4600,7 +4504,10 @@
         <w:t>Dynamic Fuel</w:t>
       </w:r>
       <w:r>
-        <w:t>s”</w:t>
+        <w:t xml:space="preserve"> System</w:t>
+      </w:r>
+      <w:r>
+        <w:t>”</w:t>
       </w:r>
     </w:p>
     <w:p>
@@ -4690,15 +4597,7 @@
       </w:pPr>
       <w:bookmarkStart w:id="33" w:name="_Toc133907156"/>
       <w:r>
-        <w:t xml:space="preserve">The </w:t>
-      </w:r>
-      <w:proofErr w:type="spellStart"/>
-      <w:r>
-        <w:t>DeadFirMaxAge</w:t>
-      </w:r>
-      <w:proofErr w:type="spellEnd"/>
-      <w:r>
-        <w:t xml:space="preserve"> value</w:t>
+        <w:t>The DeadFirMaxAge value</w:t>
       </w:r>
       <w:r>
         <w:t xml:space="preserve"> determines the duration of influence for the dead conifer index produced by the BDA Extension.  After this amount of time has passed since the last BDA event for each site, the dead conifer index for that site will be reset to 0.</w:t>
@@ -4727,15 +4626,7 @@
         <w:t xml:space="preserve">This suite of parameters defines the desired fuel type classification outputs and must be </w:t>
       </w:r>
       <w:r>
-        <w:t xml:space="preserve">preceded by the keyword </w:t>
-      </w:r>
-      <w:proofErr w:type="spellStart"/>
-      <w:r>
-        <w:t>FuelTypes</w:t>
-      </w:r>
-      <w:proofErr w:type="spellEnd"/>
-      <w:r>
-        <w:t>.  The input is a table with user-defined fuel types, a</w:t>
+        <w:t>preceded by the keyword FuelTypes.  The input is a table with user-defined fuel types, a</w:t>
       </w:r>
       <w:r>
         <w:t xml:space="preserve"> base fuel category for each fuel </w:t>
@@ -4862,11 +4753,9 @@
       <w:pPr>
         <w:pStyle w:val="textbody"/>
       </w:pPr>
-      <w:proofErr w:type="spellStart"/>
       <w:r>
         <w:t>BaseFuel</w:t>
       </w:r>
-      <w:proofErr w:type="spellEnd"/>
       <w:r>
         <w:tab/>
       </w:r>
@@ -4948,27 +4837,15 @@
       </w:r>
       <w:r>
         <w:tab/>
-      </w:r>
-      <w:proofErr w:type="spellStart"/>
-      <w:r>
         <w:t>pinustro</w:t>
       </w:r>
-      <w:proofErr w:type="spellEnd"/>
     </w:p>
     <w:p>
       <w:pPr>
         <w:pStyle w:val="textbody"/>
       </w:pPr>
       <w:r>
-        <w:t xml:space="preserve">The Fuel Type Index is an integer value that connects the fuel type to fuel parameters in the Fire Extension.  The index values provided here should match index values included in the </w:t>
-      </w:r>
-      <w:proofErr w:type="spellStart"/>
-      <w:r>
-        <w:t>FuelTypeTable</w:t>
-      </w:r>
-      <w:proofErr w:type="spellEnd"/>
-      <w:r>
-        <w:t xml:space="preserve"> in the fire extension input file.  All index values in the fuel input file must be included in the fire input file.</w:t>
+        <w:t>The Fuel Type Index is an integer value that connects the fuel type to fuel parameters in the Fire Extension.  The index values provided here should match index values included in the FuelTypeTable in the fire extension input file.  All index values in the fuel input file must be included in the fire input file.</w:t>
       </w:r>
     </w:p>
     <w:p>
@@ -4976,31 +4853,7 @@
         <w:pStyle w:val="textbody"/>
       </w:pPr>
       <w:r>
-        <w:t xml:space="preserve">The </w:t>
-      </w:r>
-      <w:proofErr w:type="spellStart"/>
-      <w:r>
-        <w:t>BaseFuel</w:t>
-      </w:r>
-      <w:proofErr w:type="spellEnd"/>
-      <w:r>
-        <w:t xml:space="preserve"> category defines which fuel types are considered Conifer, </w:t>
-      </w:r>
-      <w:proofErr w:type="spellStart"/>
-      <w:r>
-        <w:t>ConiferPlanation</w:t>
-      </w:r>
-      <w:proofErr w:type="spellEnd"/>
-      <w:r>
-        <w:t xml:space="preserve">, Deciduous, Open, or Slash.  These categories are used in calculations of conifer dominance and for fire spread and severity calculations in the Fire Extension.  The base fuel category identified for each fuel type here should match the base fuel category defined for the same fuel type in the Fire Extension </w:t>
-      </w:r>
-      <w:proofErr w:type="spellStart"/>
-      <w:r>
-        <w:t>FuelTypeTable</w:t>
-      </w:r>
-      <w:proofErr w:type="spellEnd"/>
-      <w:r>
-        <w:t xml:space="preserve"> input.</w:t>
+        <w:t>The BaseFuel category defines which fuel types are considered Conifer, ConiferPlanation, Deciduous, Open, or Slash.  These categories are used in calculations of conifer dominance and for fire spread and severity calculations in the Fire Extension.  The base fuel category identified for each fuel type here should match the base fuel category defined for the same fuel type in the Fire Extension FuelTypeTable input.</w:t>
       </w:r>
     </w:p>
     <w:p>
@@ -5092,15 +4945,7 @@
         <w:pStyle w:val="textbody"/>
       </w:pPr>
       <w:r>
-        <w:t xml:space="preserve">The optional table name is </w:t>
-      </w:r>
-      <w:proofErr w:type="spellStart"/>
-      <w:r>
-        <w:t>EcoregionTable</w:t>
-      </w:r>
-      <w:proofErr w:type="spellEnd"/>
-      <w:r>
-        <w:t>.  The first column is the Fuel Type Index, followed by a list of ecoregion names separated by white spaces.  Each fuel type must be listed on a separate line.</w:t>
+        <w:t>The optional table name is EcoregionTable.  The first column is the Fuel Type Index, followed by a list of ecoregion names separated by white spaces.  Each fuel type must be listed on a separate line.</w:t>
       </w:r>
     </w:p>
     <w:p>
@@ -5134,14 +4979,12 @@
       <w:r>
         <w:t xml:space="preserve"> and must be preceded by the keyword </w:t>
       </w:r>
-      <w:proofErr w:type="spellStart"/>
       <w:r>
         <w:rPr>
           <w:b/>
         </w:rPr>
         <w:t>DisturbanceConversionTable</w:t>
       </w:r>
-      <w:proofErr w:type="spellEnd"/>
       <w:r>
         <w:t xml:space="preserve">.  The input is </w:t>
       </w:r>
@@ -5166,25 +5009,21 @@
       <w:r>
         <w:t xml:space="preserve">The fuel type index should correspond to fuel type indices included in the Fire Extension input file.  The keywords </w:t>
       </w:r>
-      <w:proofErr w:type="spellStart"/>
       <w:r>
         <w:rPr>
           <w:b/>
         </w:rPr>
         <w:t>FireSeverity</w:t>
       </w:r>
-      <w:proofErr w:type="spellEnd"/>
       <w:r>
         <w:t xml:space="preserve"> and </w:t>
       </w:r>
-      <w:proofErr w:type="spellStart"/>
       <w:r>
         <w:rPr>
           <w:b/>
         </w:rPr>
         <w:t>WindSeverity</w:t>
       </w:r>
-      <w:proofErr w:type="spellEnd"/>
       <w:r>
         <w:t xml:space="preserve"> have been designated to cause fire and wind disturbances to change fuel types.  Each keyword should be followed immediately (no space) by the severity class (1-5) of that disturbance to be used (e.g., FireSeverity3, WindSeverity4).</w:t>
       </w:r>
@@ -5328,11 +5167,9 @@
       <w:r>
         <w:tab/>
       </w:r>
-      <w:proofErr w:type="spellStart"/>
       <w:r>
         <w:t>JackPineClear</w:t>
       </w:r>
-      <w:proofErr w:type="spellEnd"/>
     </w:p>
     <w:p>
       <w:pPr>
@@ -5374,8 +5211,8 @@
         <w:pStyle w:val="Heading2"/>
       </w:pPr>
       <w:bookmarkStart w:id="40" w:name="_Toc133907170"/>
-      <w:bookmarkStart w:id="41" w:name="_Toc102232960"/>
-      <w:bookmarkStart w:id="42" w:name="_Toc226978834"/>
+      <w:bookmarkStart w:id="41" w:name="_Toc226978834"/>
+      <w:bookmarkStart w:id="42" w:name="_Toc102232960"/>
       <w:bookmarkEnd w:id="38"/>
       <w:bookmarkEnd w:id="39"/>
       <w:r>
@@ -5389,7 +5226,7 @@
       <w:r>
         <w:t>s</w:t>
       </w:r>
-      <w:bookmarkEnd w:id="42"/>
+      <w:bookmarkEnd w:id="41"/>
     </w:p>
     <w:p>
       <w:pPr>
@@ -5397,21 +5234,13 @@
       </w:pPr>
       <w:bookmarkStart w:id="43" w:name="_Toc133907171"/>
       <w:r>
-        <w:t xml:space="preserve">The next parameter, </w:t>
-      </w:r>
-      <w:proofErr w:type="spellStart"/>
-      <w:r>
-        <w:t>Map</w:t>
+        <w:t>The next parameter, Map</w:t>
       </w:r>
       <w:r>
         <w:t>File</w:t>
       </w:r>
       <w:r>
-        <w:t>Names</w:t>
-      </w:r>
-      <w:proofErr w:type="spellEnd"/>
-      <w:r>
-        <w:t xml:space="preserve">, describes where </w:t>
+        <w:t xml:space="preserve">Names, describes where </w:t>
       </w:r>
       <w:r>
         <w:t xml:space="preserve">the fuel type </w:t>
@@ -5444,15 +5273,7 @@
         <w:t xml:space="preserve">  </w:t>
       </w:r>
       <w:r>
-        <w:t>The first portion lists the directory where the maps should be placed relative to the location of the scenario text file (e.g., fire/). The parameter value “timestep” must be included and will be replaced with the output time step. Other characters can be inserted as desired. A meaningful file extension (e.g., .</w:t>
-      </w:r>
-      <w:proofErr w:type="spellStart"/>
-      <w:r>
-        <w:t>gis</w:t>
-      </w:r>
-      <w:proofErr w:type="spellEnd"/>
-      <w:r>
-        <w:t>) should also be included.</w:t>
+        <w:t>The first portion lists the directory where the maps should be placed relative to the location of the scenario text file (e.g., fire/). The parameter value “timestep” must be included and will be replaced with the output time step. Other characters can be inserted as desired. A meaningful file extension (e.g., .gis) should also be included.</w:t>
       </w:r>
     </w:p>
     <w:p>
@@ -5484,29 +5305,13 @@
         <w:pStyle w:val="textbody"/>
       </w:pPr>
       <w:r>
-        <w:t xml:space="preserve">The next parameter, </w:t>
-      </w:r>
-      <w:proofErr w:type="spellStart"/>
-      <w:r>
-        <w:t>PctConiferMapName</w:t>
-      </w:r>
-      <w:proofErr w:type="spellEnd"/>
-      <w:r>
-        <w:t>, describes where the percent conifer output maps are placed and their format.</w:t>
+        <w:t>The next parameter, PctConiferMapName, describes where the percent conifer output maps are placed and their format.</w:t>
       </w:r>
       <w:r>
         <w:t xml:space="preserve"> </w:t>
       </w:r>
       <w:r>
-        <w:t>The first portion lists the directory where the maps should be placed relative to the location of the scenario text file (e.g., fire/). The parameter value “timestep” must be included and will be replaced with the output time step. Other characters can be inserted as desired. A meaningful file extension (e.g., .</w:t>
-      </w:r>
-      <w:proofErr w:type="spellStart"/>
-      <w:r>
-        <w:t>gis</w:t>
-      </w:r>
-      <w:proofErr w:type="spellEnd"/>
-      <w:r>
-        <w:t>) should also be included.</w:t>
+        <w:t>The first portion lists the directory where the maps should be placed relative to the location of the scenario text file (e.g., fire/). The parameter value “timestep” must be included and will be replaced with the output time step. Other characters can be inserted as desired. A meaningful file extension (e.g., .gis) should also be included.</w:t>
       </w:r>
     </w:p>
     <w:p>
@@ -5524,29 +5329,13 @@
         <w:pStyle w:val="textbody"/>
       </w:pPr>
       <w:r>
-        <w:t xml:space="preserve">The final parameter, </w:t>
-      </w:r>
-      <w:proofErr w:type="spellStart"/>
-      <w:r>
-        <w:t>PctDeadFirMapName</w:t>
-      </w:r>
-      <w:proofErr w:type="spellEnd"/>
-      <w:r>
-        <w:t>, describes where the percent dead fir output maps are placed and their format.</w:t>
+        <w:t>The final parameter, PctDeadFirMapName, describes where the percent dead fir output maps are placed and their format.</w:t>
       </w:r>
       <w:r>
         <w:t xml:space="preserve"> </w:t>
       </w:r>
       <w:r>
-        <w:t>The first portion lists the directory where the maps should be placed relative to the location of the scenario text file (e.g., fire/). The parameter value “timestep” must be included and will be replaced with the output time step. Other characters can be inserted as desired. A meaningful file extension (e.g., .</w:t>
-      </w:r>
-      <w:proofErr w:type="spellStart"/>
-      <w:r>
-        <w:t>gis</w:t>
-      </w:r>
-      <w:proofErr w:type="spellEnd"/>
-      <w:r>
-        <w:t>) should also be included.</w:t>
+        <w:t>The first portion lists the directory where the maps should be placed relative to the location of the scenario text file (e.g., fire/). The parameter value “timestep” must be included and will be replaced with the output time step. Other characters can be inserted as desired. A meaningful file extension (e.g., .gis) should also be included.</w:t>
       </w:r>
     </w:p>
     <w:p>
@@ -5574,7 +5363,7 @@
       <w:r>
         <w:t>Example inputs are now provided via GitHub.</w:t>
       </w:r>
-      <w:bookmarkEnd w:id="41"/>
+      <w:bookmarkEnd w:id="42"/>
     </w:p>
     <w:sectPr>
       <w:headerReference w:type="default" r:id="rId11"/>
@@ -6738,7 +6527,7 @@
   <w:style w:type="paragraph" w:default="1" w:styleId="Normal">
     <w:name w:val="Normal"/>
     <w:qFormat/>
-    <w:rsid w:val="0070683F"/>
+    <w:rsid w:val="002F3436"/>
     <w:pPr>
       <w:spacing w:after="160" w:line="278" w:lineRule="auto"/>
     </w:pPr>
@@ -6925,7 +6714,7 @@
     <w:uiPriority w:val="1"/>
     <w:semiHidden/>
     <w:unhideWhenUsed/>
-    <w:rsid w:val="0070683F"/>
+    <w:rsid w:val="002F3436"/>
   </w:style>
   <w:style w:type="table" w:default="1" w:styleId="TableNormal">
     <w:name w:val="Normal Table"/>
@@ -6947,7 +6736,7 @@
     <w:uiPriority w:val="99"/>
     <w:semiHidden/>
     <w:unhideWhenUsed/>
-    <w:rsid w:val="0070683F"/>
+    <w:rsid w:val="002F3436"/>
   </w:style>
   <w:style w:type="paragraph" w:customStyle="1" w:styleId="heading">
     <w:name w:val="heading"/>
